--- a/docs/COMPSCI714_S2_2026_Team3_GroupProjectReport.docx
+++ b/docs/COMPSCI714_S2_2026_Team3_GroupProjectReport.docx
@@ -358,6 +358,37 @@
         </w:tc>
       </w:tr>
     </w:tbl>
+    <w:p>
+      <w:r>
+        <w:br w:type="page"/>
+      </w:r>
+    </w:p>
+    <w:p>
+      <w:r>
+        <w:rPr>
+          <w:b/>
+          <w:sz w:val="32"/>
+        </w:rPr>
+        <w:t>Table of Contents</w:t>
+      </w:r>
+    </w:p>
+    <w:p>
+      <w:r>
+        <w:fldChar w:fldCharType="begin" w:dirty="true"/>
+      </w:r>
+      <w:r>
+        <w:instrText xml:space="preserve"> TOC \o "1-2" \h \z \u </w:instrText>
+      </w:r>
+      <w:r>
+        <w:fldChar w:fldCharType="separate"/>
+      </w:r>
+      <w:r>
+        <w:t>Right-click and choose Update Field to build the table of contents.</w:t>
+      </w:r>
+      <w:r>
+        <w:fldChar w:fldCharType="end"/>
+      </w:r>
+    </w:p>
     <w:p>
       <w:r>
         <w:br w:type="page"/>
